--- a/24169956 - Programming for Data Analytics -COM7024 [4053] - Programming for Data Analytics -COM7024 [4053].docx
+++ b/24169956 - Programming for Data Analytics -COM7024 [4053] - Programming for Data Analytics -COM7024 [4053].docx
@@ -687,7 +687,14 @@
                 <w:sz w:val="32"/>
                 <w:szCs w:val="32"/>
               </w:rPr>
-              <w:t>3,002</w:t>
+              <w:t>3,</w:t>
+            </w:r>
+            <w:r>
+              <w:rPr>
+                <w:sz w:val="32"/>
+                <w:szCs w:val="32"/>
+              </w:rPr>
+              <w:t>266</w:t>
             </w:r>
           </w:p>
           <w:p>
@@ -1309,7 +1316,7 @@
           <w:szCs w:val="24"/>
           <w:lang w:val="en-US"/>
         </w:rPr>
-        <w:t>9</w:t>
+        <w:t>10</w:t>
       </w:r>
       <w:r>
         <w:rPr>
@@ -1361,7 +1368,7 @@
           <w:szCs w:val="24"/>
           <w:lang w:val="en-US"/>
         </w:rPr>
-        <w:t>9</w:t>
+        <w:t>10</w:t>
       </w:r>
       <w:r>
         <w:rPr>
@@ -1475,7 +1482,7 @@
           <w:szCs w:val="24"/>
           <w:lang w:val="en-US"/>
         </w:rPr>
-        <w:t>0</w:t>
+        <w:t>1</w:t>
       </w:r>
       <w:r>
         <w:rPr>
@@ -1527,7 +1534,17 @@
           <w:szCs w:val="24"/>
           <w:lang w:val="en-US"/>
         </w:rPr>
-        <w:t>11</w:t>
+        <w:t>1</w:t>
+      </w:r>
+      <w:r>
+        <w:rPr>
+          <w:b/>
+          <w:bCs/>
+          <w:sz w:val="24"/>
+          <w:szCs w:val="24"/>
+          <w:lang w:val="en-US"/>
+        </w:rPr>
+        <w:t>2</w:t>
       </w:r>
       <w:r>
         <w:rPr>
@@ -1587,7 +1604,17 @@
           <w:szCs w:val="24"/>
           <w:lang w:val="en-US"/>
         </w:rPr>
-        <w:t>11</w:t>
+        <w:t>1</w:t>
+      </w:r>
+      <w:r>
+        <w:rPr>
+          <w:b/>
+          <w:bCs/>
+          <w:sz w:val="24"/>
+          <w:szCs w:val="24"/>
+          <w:lang w:val="en-US"/>
+        </w:rPr>
+        <w:t>2</w:t>
       </w:r>
       <w:r>
         <w:rPr>
@@ -1709,7 +1736,7 @@
           <w:szCs w:val="24"/>
           <w:lang w:val="en-US"/>
         </w:rPr>
-        <w:t>2</w:t>
+        <w:t>3</w:t>
       </w:r>
       <w:r>
         <w:rPr>
@@ -1761,7 +1788,17 @@
           <w:szCs w:val="24"/>
           <w:lang w:val="en-US"/>
         </w:rPr>
-        <w:t>14</w:t>
+        <w:t>1</w:t>
+      </w:r>
+      <w:r>
+        <w:rPr>
+          <w:b/>
+          <w:bCs/>
+          <w:sz w:val="24"/>
+          <w:szCs w:val="24"/>
+          <w:lang w:val="en-US"/>
+        </w:rPr>
+        <w:t>5</w:t>
       </w:r>
     </w:p>
     <w:p>
@@ -1819,7 +1856,7 @@
           <w:szCs w:val="24"/>
           <w:lang w:val="en-US"/>
         </w:rPr>
-        <w:t>6</w:t>
+        <w:t>7</w:t>
       </w:r>
     </w:p>
     <w:p>
@@ -1884,7 +1921,7 @@
           <w:szCs w:val="24"/>
           <w:lang w:val="en-US"/>
         </w:rPr>
-        <w:t>6</w:t>
+        <w:t>8</w:t>
       </w:r>
     </w:p>
     <w:p>
@@ -1942,7 +1979,7 @@
           <w:szCs w:val="24"/>
           <w:lang w:val="en-US"/>
         </w:rPr>
-        <w:t>7</w:t>
+        <w:t>9</w:t>
       </w:r>
     </w:p>
     <w:p>
@@ -2005,17 +2042,7 @@
           <w:szCs w:val="24"/>
           <w:lang w:val="en-US"/>
         </w:rPr>
-        <w:t>1</w:t>
-      </w:r>
-      <w:r>
-        <w:rPr>
-          <w:b/>
-          <w:bCs/>
-          <w:sz w:val="24"/>
-          <w:szCs w:val="24"/>
-          <w:lang w:val="en-US"/>
-        </w:rPr>
-        <w:t>8</w:t>
+        <w:t>20</w:t>
       </w:r>
     </w:p>
     <w:p>
@@ -2096,7 +2123,7 @@
           <w:szCs w:val="24"/>
           <w:lang w:val="en-US"/>
         </w:rPr>
-        <w:t>1</w:t>
+        <w:t>3</w:t>
       </w:r>
     </w:p>
     <w:p>
@@ -2800,47 +2827,14 @@
         </w:rPr>
         <w:t xml:space="preserve"> using functions like </w:t>
       </w:r>
-      <w:proofErr w:type="gramStart"/>
-      <w:r>
-        <w:rPr>
-          <w:b/>
-          <w:bCs/>
-          <w:sz w:val="24"/>
-          <w:szCs w:val="24"/>
-        </w:rPr>
-        <w:t>df.info(</w:t>
-      </w:r>
-      <w:proofErr w:type="gramEnd"/>
-      <w:r>
-        <w:rPr>
-          <w:b/>
-          <w:bCs/>
-          <w:sz w:val="24"/>
-          <w:szCs w:val="24"/>
-        </w:rPr>
-        <w:t xml:space="preserve">), </w:t>
-      </w:r>
-      <w:proofErr w:type="spellStart"/>
-      <w:proofErr w:type="gramStart"/>
-      <w:r>
-        <w:rPr>
-          <w:b/>
-          <w:bCs/>
-          <w:sz w:val="24"/>
-          <w:szCs w:val="24"/>
-        </w:rPr>
-        <w:t>df.describe</w:t>
-      </w:r>
-      <w:proofErr w:type="spellEnd"/>
-      <w:proofErr w:type="gramEnd"/>
-      <w:r>
-        <w:rPr>
-          <w:b/>
-          <w:bCs/>
-          <w:sz w:val="24"/>
-          <w:szCs w:val="24"/>
-        </w:rPr>
-        <w:t>(),</w:t>
+      <w:r>
+        <w:rPr>
+          <w:b/>
+          <w:bCs/>
+          <w:sz w:val="24"/>
+          <w:szCs w:val="24"/>
+        </w:rPr>
+        <w:t>df.info(), df.describe(),</w:t>
       </w:r>
       <w:r>
         <w:rPr>
@@ -2849,47 +2843,14 @@
         </w:rPr>
         <w:t xml:space="preserve"> and </w:t>
       </w:r>
-      <w:proofErr w:type="spellStart"/>
-      <w:proofErr w:type="gramStart"/>
-      <w:r>
-        <w:rPr>
-          <w:b/>
-          <w:bCs/>
-          <w:sz w:val="24"/>
-          <w:szCs w:val="24"/>
-        </w:rPr>
-        <w:t>df.isna</w:t>
-      </w:r>
-      <w:proofErr w:type="spellEnd"/>
-      <w:proofErr w:type="gramEnd"/>
-      <w:r>
-        <w:rPr>
-          <w:b/>
-          <w:bCs/>
-          <w:sz w:val="24"/>
-          <w:szCs w:val="24"/>
-        </w:rPr>
-        <w:t>(</w:t>
-      </w:r>
-      <w:proofErr w:type="gramStart"/>
-      <w:r>
-        <w:rPr>
-          <w:b/>
-          <w:bCs/>
-          <w:sz w:val="24"/>
-          <w:szCs w:val="24"/>
-        </w:rPr>
-        <w:t>).sum</w:t>
-      </w:r>
-      <w:proofErr w:type="gramEnd"/>
-      <w:r>
-        <w:rPr>
-          <w:b/>
-          <w:bCs/>
-          <w:sz w:val="24"/>
-          <w:szCs w:val="24"/>
-        </w:rPr>
-        <w:t>()</w:t>
+      <w:r>
+        <w:rPr>
+          <w:b/>
+          <w:bCs/>
+          <w:sz w:val="24"/>
+          <w:szCs w:val="24"/>
+        </w:rPr>
+        <w:t>df.isna().sum()</w:t>
       </w:r>
       <w:r>
         <w:rPr>
@@ -3277,27 +3238,7 @@
           <w:sz w:val="24"/>
           <w:szCs w:val="24"/>
         </w:rPr>
-        <w:t xml:space="preserve"> “</w:t>
-      </w:r>
-      <w:proofErr w:type="spellStart"/>
-      <w:r>
-        <w:rPr>
-          <w:b/>
-          <w:bCs/>
-          <w:sz w:val="24"/>
-          <w:szCs w:val="24"/>
-        </w:rPr>
-        <w:t>to_numeric</w:t>
-      </w:r>
-      <w:proofErr w:type="spellEnd"/>
-      <w:r>
-        <w:rPr>
-          <w:b/>
-          <w:bCs/>
-          <w:sz w:val="24"/>
-          <w:szCs w:val="24"/>
-        </w:rPr>
-        <w:t>”</w:t>
+        <w:t xml:space="preserve"> “to_numeric”</w:t>
       </w:r>
       <w:r>
         <w:rPr>
@@ -3514,27 +3455,7 @@
           <w:sz w:val="24"/>
           <w:szCs w:val="24"/>
         </w:rPr>
-        <w:t>(</w:t>
-      </w:r>
-      <w:proofErr w:type="spellStart"/>
-      <w:r>
-        <w:rPr>
-          <w:b/>
-          <w:bCs/>
-          <w:sz w:val="24"/>
-          <w:szCs w:val="24"/>
-        </w:rPr>
-        <w:t>NaN</w:t>
-      </w:r>
-      <w:proofErr w:type="spellEnd"/>
-      <w:r>
-        <w:rPr>
-          <w:b/>
-          <w:bCs/>
-          <w:sz w:val="24"/>
-          <w:szCs w:val="24"/>
-        </w:rPr>
-        <w:t>)</w:t>
+        <w:t>(NaN)</w:t>
       </w:r>
       <w:r>
         <w:rPr>
@@ -3564,23 +3485,7 @@
           <w:sz w:val="24"/>
           <w:szCs w:val="24"/>
         </w:rPr>
-        <w:t xml:space="preserve">. </w:t>
-      </w:r>
-      <w:proofErr w:type="gramStart"/>
-      <w:r>
-        <w:rPr>
-          <w:sz w:val="24"/>
-          <w:szCs w:val="24"/>
-        </w:rPr>
-        <w:t>In order to</w:t>
-      </w:r>
-      <w:proofErr w:type="gramEnd"/>
-      <w:r>
-        <w:rPr>
-          <w:sz w:val="24"/>
-          <w:szCs w:val="24"/>
-        </w:rPr>
-        <w:t xml:space="preserve"> make these variables consistent and usable for further analysis, I then changed them to a numerical </w:t>
+        <w:t xml:space="preserve">. In order to make these variables consistent and usable for further analysis, I then changed them to a numerical </w:t>
       </w:r>
       <w:r>
         <w:rPr>
@@ -3944,7 +3849,6 @@
               </w:rPr>
               <w:t xml:space="preserve">Converted to Numeric using </w:t>
             </w:r>
-            <w:proofErr w:type="spellStart"/>
             <w:r>
               <w:rPr>
                 <w:b/>
@@ -3954,7 +3858,6 @@
               </w:rPr>
               <w:t>to_numeric</w:t>
             </w:r>
-            <w:proofErr w:type="spellEnd"/>
           </w:p>
         </w:tc>
       </w:tr>
@@ -4056,27 +3959,7 @@
                 <w:sz w:val="24"/>
                 <w:szCs w:val="24"/>
               </w:rPr>
-              <w:t xml:space="preserve"> </w:t>
-            </w:r>
-            <w:proofErr w:type="spellStart"/>
-            <w:r>
-              <w:rPr>
-                <w:b/>
-                <w:bCs/>
-                <w:sz w:val="24"/>
-                <w:szCs w:val="24"/>
-              </w:rPr>
-              <w:t>NaN</w:t>
-            </w:r>
-            <w:proofErr w:type="spellEnd"/>
-            <w:r>
-              <w:rPr>
-                <w:b/>
-                <w:bCs/>
-                <w:sz w:val="24"/>
-                <w:szCs w:val="24"/>
-              </w:rPr>
-              <w:t xml:space="preserve">, </w:t>
+              <w:t xml:space="preserve"> NaN, </w:t>
             </w:r>
             <w:r>
               <w:rPr>
@@ -4196,27 +4079,7 @@
                 <w:sz w:val="24"/>
                 <w:szCs w:val="24"/>
               </w:rPr>
-              <w:t xml:space="preserve"> </w:t>
-            </w:r>
-            <w:proofErr w:type="spellStart"/>
-            <w:r>
-              <w:rPr>
-                <w:b/>
-                <w:bCs/>
-                <w:sz w:val="24"/>
-                <w:szCs w:val="24"/>
-              </w:rPr>
-              <w:t>NaN</w:t>
-            </w:r>
-            <w:proofErr w:type="spellEnd"/>
-            <w:r>
-              <w:rPr>
-                <w:b/>
-                <w:bCs/>
-                <w:sz w:val="24"/>
-                <w:szCs w:val="24"/>
-              </w:rPr>
-              <w:t xml:space="preserve">, </w:t>
+              <w:t xml:space="preserve"> NaN, </w:t>
             </w:r>
             <w:r>
               <w:rPr>
@@ -4335,27 +4198,7 @@
                 <w:sz w:val="24"/>
                 <w:szCs w:val="24"/>
               </w:rPr>
-              <w:t xml:space="preserve"> </w:t>
-            </w:r>
-            <w:proofErr w:type="spellStart"/>
-            <w:r>
-              <w:rPr>
-                <w:b/>
-                <w:bCs/>
-                <w:sz w:val="24"/>
-                <w:szCs w:val="24"/>
-              </w:rPr>
-              <w:t>NaN</w:t>
-            </w:r>
-            <w:proofErr w:type="spellEnd"/>
-            <w:r>
-              <w:rPr>
-                <w:b/>
-                <w:bCs/>
-                <w:sz w:val="24"/>
-                <w:szCs w:val="24"/>
-              </w:rPr>
-              <w:t xml:space="preserve">, </w:t>
+              <w:t xml:space="preserve"> NaN, </w:t>
             </w:r>
             <w:r>
               <w:rPr>
@@ -4663,45 +4506,14 @@
         </w:rPr>
         <w:t xml:space="preserve">To assess the amount of missing data in the dataset, I used Python’s </w:t>
       </w:r>
-      <w:proofErr w:type="spellStart"/>
-      <w:r>
-        <w:rPr>
-          <w:b/>
-          <w:bCs/>
-          <w:sz w:val="24"/>
-          <w:szCs w:val="24"/>
-        </w:rPr>
-        <w:t>isna</w:t>
-      </w:r>
-      <w:proofErr w:type="spellEnd"/>
-      <w:r>
-        <w:rPr>
-          <w:b/>
-          <w:bCs/>
-          <w:sz w:val="24"/>
-          <w:szCs w:val="24"/>
-        </w:rPr>
-        <w:t>(</w:t>
-      </w:r>
-      <w:proofErr w:type="gramStart"/>
-      <w:r>
-        <w:rPr>
-          <w:b/>
-          <w:bCs/>
-          <w:sz w:val="24"/>
-          <w:szCs w:val="24"/>
-        </w:rPr>
-        <w:t>).sum</w:t>
-      </w:r>
-      <w:proofErr w:type="gramEnd"/>
-      <w:r>
-        <w:rPr>
-          <w:b/>
-          <w:bCs/>
-          <w:sz w:val="24"/>
-          <w:szCs w:val="24"/>
-        </w:rPr>
-        <w:t>()</w:t>
+      <w:r>
+        <w:rPr>
+          <w:b/>
+          <w:bCs/>
+          <w:sz w:val="24"/>
+          <w:szCs w:val="24"/>
+        </w:rPr>
+        <w:t>isna().sum()</w:t>
       </w:r>
       <w:r>
         <w:rPr>
@@ -5074,138 +4886,14 @@
         <w:rPr>
           <w:sz w:val="24"/>
           <w:szCs w:val="24"/>
-          <w:lang w:val="en-US"/>
-        </w:rPr>
-      </w:pPr>
-      <w:r>
-        <w:rPr>
-          <w:sz w:val="24"/>
-          <w:szCs w:val="24"/>
-          <w:lang w:val="en-US"/>
-        </w:rPr>
-        <w:t xml:space="preserve">After running this imputation procedure, I checked the dataset again using </w:t>
-      </w:r>
-      <w:proofErr w:type="spellStart"/>
-      <w:r>
-        <w:rPr>
-          <w:b/>
-          <w:bCs/>
-          <w:sz w:val="24"/>
-          <w:szCs w:val="24"/>
-          <w:lang w:val="en-US"/>
-        </w:rPr>
-        <w:t>isna</w:t>
-      </w:r>
-      <w:proofErr w:type="spellEnd"/>
-      <w:r>
-        <w:rPr>
-          <w:b/>
-          <w:bCs/>
-          <w:sz w:val="24"/>
-          <w:szCs w:val="24"/>
-          <w:lang w:val="en-US"/>
-        </w:rPr>
-        <w:t>(</w:t>
-      </w:r>
-      <w:proofErr w:type="gramStart"/>
-      <w:r>
-        <w:rPr>
-          <w:b/>
-          <w:bCs/>
-          <w:sz w:val="24"/>
-          <w:szCs w:val="24"/>
-          <w:lang w:val="en-US"/>
-        </w:rPr>
-        <w:t>).sum</w:t>
-      </w:r>
-      <w:proofErr w:type="gramEnd"/>
-      <w:r>
-        <w:rPr>
-          <w:b/>
-          <w:bCs/>
-          <w:sz w:val="24"/>
-          <w:szCs w:val="24"/>
-          <w:lang w:val="en-US"/>
-        </w:rPr>
-        <w:t>()</w:t>
-      </w:r>
-      <w:r>
-        <w:rPr>
-          <w:sz w:val="24"/>
-          <w:szCs w:val="24"/>
-          <w:lang w:val="en-US"/>
-        </w:rPr>
-        <w:t xml:space="preserve">. As shown on the </w:t>
-      </w:r>
-      <w:r>
-        <w:rPr>
-          <w:b/>
-          <w:bCs/>
-          <w:sz w:val="24"/>
-          <w:szCs w:val="24"/>
-          <w:lang w:val="en-US"/>
-        </w:rPr>
-        <w:t>right side of Figure 3</w:t>
-      </w:r>
-      <w:r>
-        <w:rPr>
-          <w:sz w:val="24"/>
-          <w:szCs w:val="24"/>
-          <w:lang w:val="en-US"/>
-        </w:rPr>
-        <w:t xml:space="preserve">, every variable now has </w:t>
-      </w:r>
-      <w:r>
-        <w:rPr>
-          <w:b/>
-          <w:bCs/>
-          <w:sz w:val="24"/>
-          <w:szCs w:val="24"/>
-          <w:lang w:val="en-US"/>
-        </w:rPr>
-        <w:t>zero missing values</w:t>
-      </w:r>
-      <w:r>
-        <w:rPr>
-          <w:sz w:val="24"/>
-          <w:szCs w:val="24"/>
-          <w:lang w:val="en-US"/>
-        </w:rPr>
-        <w:t xml:space="preserve">. This verifies that, following preprocessing, there are no missing null entries or lost observations, making the dataset full. Because it prevents bias from removing rows and guarantees that summary statistics and visualizations are based on the entire sample, having </w:t>
-      </w:r>
-      <w:r>
-        <w:rPr>
-          <w:sz w:val="24"/>
-          <w:szCs w:val="24"/>
-          <w:lang w:val="en-US"/>
-        </w:rPr>
-        <w:t xml:space="preserve">a </w:t>
-      </w:r>
-      <w:r>
-        <w:rPr>
-          <w:sz w:val="24"/>
-          <w:szCs w:val="24"/>
-          <w:lang w:val="en-US"/>
-        </w:rPr>
-        <w:t xml:space="preserve">fully populated dataset is crucial for the next </w:t>
-      </w:r>
-      <w:r>
-        <w:rPr>
-          <w:b/>
-          <w:bCs/>
-          <w:sz w:val="24"/>
-          <w:szCs w:val="24"/>
-          <w:lang w:val="en-US"/>
-        </w:rPr>
-        <w:t>exploratory data analysis</w:t>
-      </w:r>
-      <w:r>
-        <w:rPr>
-          <w:sz w:val="24"/>
-          <w:szCs w:val="24"/>
-          <w:lang w:val="en-US"/>
-        </w:rPr>
-        <w:t xml:space="preserve"> and any further modeling. </w:t>
+        </w:rPr>
+      </w:pPr>
+      <w:r>
+        <w:rPr>
+          <w:sz w:val="24"/>
+          <w:szCs w:val="24"/>
+        </w:rPr>
+        <w:t xml:space="preserve">After imputation, I’ve used isna().sum() to double-check the dataset and verified that there were no missing values in any of the variables. This method ensured the descriptive statistics and visualizations were based on a complete dataset while maintaining all 5,000 original records. </w:t>
       </w:r>
     </w:p>
     <w:p>
@@ -5598,15 +5286,7 @@
           <w:sz w:val="24"/>
           <w:szCs w:val="24"/>
         </w:rPr>
-        <w:t xml:space="preserve"> </w:t>
-      </w:r>
-      <w:r>
-        <w:rPr>
-          <w:sz w:val="24"/>
-          <w:szCs w:val="24"/>
-        </w:rPr>
-        <w:lastRenderedPageBreak/>
-        <w:t xml:space="preserve">from the dataset. With this method, the distribution is not randomly trimmed; instead, only the most </w:t>
+        <w:t xml:space="preserve"> from the dataset. With this method, the distribution is not randomly trimmed; instead, only the most </w:t>
       </w:r>
       <w:r>
         <w:rPr>
@@ -5646,6 +5326,7 @@
           <w:sz w:val="24"/>
           <w:szCs w:val="24"/>
         </w:rPr>
+        <w:lastRenderedPageBreak/>
         <w:t xml:space="preserve">‘’ In total, only </w:t>
       </w:r>
       <w:r>
@@ -5670,6 +5351,19 @@
         </w:rPr>
         <w:t xml:space="preserve"> observations (out of 5,000) were removed as Salary outliers, so the sample size remained almost unchanged.”</w:t>
       </w:r>
+    </w:p>
+    <w:p>
+      <w:pPr>
+        <w:jc w:val="center"/>
+        <w:rPr>
+          <w:b/>
+          <w:bCs/>
+          <w:i/>
+          <w:iCs/>
+          <w:sz w:val="24"/>
+          <w:szCs w:val="24"/>
+        </w:rPr>
+      </w:pPr>
     </w:p>
     <w:tbl>
       <w:tblPr>
@@ -5895,6 +5589,7 @@
     <w:p>
       <w:pPr>
         <w:pStyle w:val="Caption"/>
+        <w:spacing w:before="240"/>
         <w:jc w:val="center"/>
         <w:rPr>
           <w:b/>
@@ -6090,7 +5785,6 @@
         </w:rPr>
         <w:t xml:space="preserve">exhibits a distribution that is still </w:t>
       </w:r>
-      <w:proofErr w:type="gramStart"/>
       <w:r>
         <w:rPr>
           <w:b/>
@@ -6100,7 +5794,6 @@
         </w:rPr>
         <w:t>right-skewed</w:t>
       </w:r>
-      <w:proofErr w:type="gramEnd"/>
       <w:r>
         <w:rPr>
           <w:sz w:val="24"/>
@@ -6121,7 +5814,7 @@
           <w:szCs w:val="24"/>
         </w:rPr>
         <w:drawing>
-          <wp:inline distT="0" distB="0" distL="0" distR="0" wp14:anchorId="56D91AF1" wp14:editId="53173EE7">
+          <wp:inline distT="0" distB="0" distL="0" distR="0" wp14:anchorId="56D91AF1" wp14:editId="4C1C4419">
             <wp:extent cx="5731510" cy="1856740"/>
             <wp:effectExtent l="0" t="0" r="2540" b="0"/>
             <wp:docPr id="1912992120" name="Picture 7" descr="A graph and chart with numbers&#10;&#10;AI-generated content may be incorrect."/>
@@ -7011,6 +6704,146 @@
     </w:p>
     <w:p>
       <w:pPr>
+        <w:jc w:val="both"/>
+        <w:rPr>
+          <w:sz w:val="24"/>
+          <w:szCs w:val="24"/>
+        </w:rPr>
+      </w:pPr>
+      <w:r>
+        <w:rPr>
+          <w:sz w:val="24"/>
+          <w:szCs w:val="24"/>
+        </w:rPr>
+        <w:t xml:space="preserve">Two factors led us to this conclusion. First, the high incomes are more compatible with data entry or coding errors than with true earnings because they were several orders of magnitude larger than the dataset’s usual values. Second, the impact on sample size is minimal because only </w:t>
+      </w:r>
+      <w:r>
+        <w:rPr>
+          <w:b/>
+          <w:bCs/>
+          <w:sz w:val="24"/>
+          <w:szCs w:val="24"/>
+        </w:rPr>
+        <w:t>6 out of 5,000 observations (0.12%)</w:t>
+      </w:r>
+      <w:r>
+        <w:rPr>
+          <w:sz w:val="24"/>
+          <w:szCs w:val="24"/>
+        </w:rPr>
+        <w:t xml:space="preserve"> were eliminated, but the advantages for lessening the distortion of the mean and scale of the salary distribution are significant. These factors led to the conclusion that IQR-based removal was a suitable and cautious preprocessing step.</w:t>
+      </w:r>
+    </w:p>
+    <w:p>
+      <w:pPr>
+        <w:jc w:val="both"/>
+        <w:rPr>
+          <w:sz w:val="24"/>
+          <w:szCs w:val="24"/>
+        </w:rPr>
+      </w:pPr>
+    </w:p>
+    <w:p>
+      <w:pPr>
+        <w:jc w:val="both"/>
+        <w:rPr>
+          <w:sz w:val="24"/>
+          <w:szCs w:val="24"/>
+        </w:rPr>
+      </w:pPr>
+    </w:p>
+    <w:p>
+      <w:pPr>
+        <w:jc w:val="both"/>
+        <w:rPr>
+          <w:sz w:val="24"/>
+          <w:szCs w:val="24"/>
+        </w:rPr>
+      </w:pPr>
+    </w:p>
+    <w:p>
+      <w:pPr>
+        <w:jc w:val="both"/>
+        <w:rPr>
+          <w:sz w:val="24"/>
+          <w:szCs w:val="24"/>
+        </w:rPr>
+      </w:pPr>
+    </w:p>
+    <w:p>
+      <w:pPr>
+        <w:jc w:val="both"/>
+        <w:rPr>
+          <w:sz w:val="24"/>
+          <w:szCs w:val="24"/>
+        </w:rPr>
+      </w:pPr>
+    </w:p>
+    <w:p>
+      <w:pPr>
+        <w:jc w:val="both"/>
+        <w:rPr>
+          <w:sz w:val="24"/>
+          <w:szCs w:val="24"/>
+        </w:rPr>
+      </w:pPr>
+    </w:p>
+    <w:p>
+      <w:pPr>
+        <w:jc w:val="both"/>
+        <w:rPr>
+          <w:sz w:val="24"/>
+          <w:szCs w:val="24"/>
+        </w:rPr>
+      </w:pPr>
+    </w:p>
+    <w:p>
+      <w:pPr>
+        <w:jc w:val="both"/>
+        <w:rPr>
+          <w:sz w:val="24"/>
+          <w:szCs w:val="24"/>
+        </w:rPr>
+      </w:pPr>
+    </w:p>
+    <w:p>
+      <w:pPr>
+        <w:jc w:val="both"/>
+        <w:rPr>
+          <w:sz w:val="24"/>
+          <w:szCs w:val="24"/>
+        </w:rPr>
+      </w:pPr>
+    </w:p>
+    <w:p>
+      <w:pPr>
+        <w:jc w:val="both"/>
+        <w:rPr>
+          <w:sz w:val="24"/>
+          <w:szCs w:val="24"/>
+        </w:rPr>
+      </w:pPr>
+    </w:p>
+    <w:p>
+      <w:pPr>
+        <w:jc w:val="both"/>
+        <w:rPr>
+          <w:sz w:val="24"/>
+          <w:szCs w:val="24"/>
+        </w:rPr>
+      </w:pPr>
+    </w:p>
+    <w:p>
+      <w:pPr>
+        <w:jc w:val="both"/>
+        <w:rPr>
+          <w:sz w:val="24"/>
+          <w:szCs w:val="24"/>
+        </w:rPr>
+      </w:pPr>
+    </w:p>
+    <w:p>
+      <w:pPr>
         <w:pStyle w:val="Heading1"/>
         <w:rPr>
           <w:b/>
@@ -7022,6 +6855,7 @@
           <w:b/>
           <w:bCs/>
         </w:rPr>
+        <w:lastRenderedPageBreak/>
         <w:t>Exploratory Data Analysis (EDA)</w:t>
       </w:r>
     </w:p>
@@ -7262,6 +7096,15 @@
     </w:p>
     <w:p>
       <w:pPr>
+        <w:jc w:val="both"/>
+        <w:rPr>
+          <w:sz w:val="24"/>
+          <w:szCs w:val="24"/>
+        </w:rPr>
+      </w:pPr>
+    </w:p>
+    <w:p>
+      <w:pPr>
         <w:rPr>
           <w:b/>
           <w:bCs/>
@@ -7411,14 +7254,8 @@
     </w:p>
     <w:p>
       <w:pPr>
-        <w:rPr>
-          <w:sz w:val="24"/>
-          <w:szCs w:val="24"/>
-        </w:rPr>
-      </w:pPr>
-    </w:p>
-    <w:p>
-      <w:pPr>
+        <w:ind w:firstLine="720"/>
+        <w:jc w:val="both"/>
         <w:rPr>
           <w:sz w:val="24"/>
           <w:szCs w:val="24"/>
@@ -7439,7 +7276,6 @@
           <w:sz w:val="24"/>
           <w:szCs w:val="24"/>
         </w:rPr>
-        <w:lastRenderedPageBreak/>
         <w:t xml:space="preserve"> </w:t>
       </w:r>
       <w:r>
@@ -7623,6 +7459,7 @@
           <w:sz w:val="24"/>
           <w:szCs w:val="24"/>
         </w:rPr>
+        <w:lastRenderedPageBreak/>
         <w:drawing>
           <wp:inline distT="0" distB="0" distL="0" distR="0" wp14:anchorId="7D2F0EA9" wp14:editId="44240F8B">
             <wp:extent cx="5731510" cy="3703955"/>
@@ -7910,11 +7747,10 @@
         <w:rPr>
           <w:noProof/>
         </w:rPr>
-        <w:lastRenderedPageBreak/>
         <w:drawing>
-          <wp:inline distT="0" distB="0" distL="0" distR="0" wp14:anchorId="7391C687" wp14:editId="639DD88D">
-            <wp:extent cx="3444240" cy="2747455"/>
-            <wp:effectExtent l="0" t="0" r="3810" b="0"/>
+          <wp:inline distT="0" distB="0" distL="0" distR="0" wp14:anchorId="7391C687" wp14:editId="3A2F9B27">
+            <wp:extent cx="2980384" cy="2377440"/>
+            <wp:effectExtent l="0" t="0" r="0" b="3810"/>
             <wp:docPr id="1494889850" name="Picture 1"/>
             <wp:cNvGraphicFramePr>
               <a:graphicFrameLocks xmlns:a="http://schemas.openxmlformats.org/drawingml/2006/main" noChangeAspect="1"/>
@@ -7941,7 +7777,7 @@
                   <pic:spPr>
                     <a:xfrm>
                       <a:off x="0" y="0"/>
-                      <a:ext cx="3474363" cy="2771484"/>
+                      <a:ext cx="3026101" cy="2413908"/>
                     </a:xfrm>
                     <a:prstGeom prst="rect">
                       <a:avLst/>
@@ -7985,6 +7821,7 @@
         </w:rPr>
       </w:pPr>
       <w:r>
+        <w:lastRenderedPageBreak/>
         <w:t xml:space="preserve"> </w:t>
       </w:r>
       <w:r>
@@ -8042,29 +7879,6 @@
       </w:r>
       <w:r>
         <w:rPr>
-          <w:sz w:val="24"/>
-          <w:szCs w:val="24"/>
-        </w:rPr>
-        <w:t xml:space="preserve">The relationship between </w:t>
-      </w:r>
-      <w:r>
-        <w:rPr>
-          <w:b/>
-          <w:bCs/>
-          <w:sz w:val="24"/>
-          <w:szCs w:val="24"/>
-        </w:rPr>
-        <w:t>gender and the likelihood of changing occupation</w:t>
-      </w:r>
-      <w:r>
-        <w:rPr>
-          <w:sz w:val="24"/>
-          <w:szCs w:val="24"/>
-        </w:rPr>
-        <w:t xml:space="preserve"> is illustrated in </w:t>
-      </w:r>
-      <w:r>
-        <w:rPr>
           <w:b/>
           <w:bCs/>
           <w:sz w:val="24"/>
@@ -8077,110 +7891,23 @@
           <w:sz w:val="24"/>
           <w:szCs w:val="24"/>
         </w:rPr>
-        <w:t xml:space="preserve">. The distribution for </w:t>
-      </w:r>
-      <w:r>
-        <w:rPr>
-          <w:b/>
-          <w:bCs/>
-          <w:sz w:val="24"/>
-          <w:szCs w:val="24"/>
-        </w:rPr>
-        <w:t>males</w:t>
-      </w:r>
-      <w:r>
-        <w:rPr>
-          <w:b/>
-          <w:bCs/>
-          <w:sz w:val="24"/>
-          <w:szCs w:val="24"/>
-        </w:rPr>
-        <w:t xml:space="preserve"> and females</w:t>
-      </w:r>
-      <w:r>
-        <w:rPr>
-          <w:sz w:val="24"/>
-          <w:szCs w:val="24"/>
-        </w:rPr>
-        <w:t xml:space="preserve"> </w:t>
-      </w:r>
-      <w:r>
-        <w:rPr>
-          <w:sz w:val="24"/>
-          <w:szCs w:val="24"/>
-        </w:rPr>
-        <w:t>is</w:t>
-      </w:r>
-      <w:r>
-        <w:rPr>
-          <w:sz w:val="24"/>
-          <w:szCs w:val="24"/>
-        </w:rPr>
-        <w:t xml:space="preserve"> similar: approximately </w:t>
-      </w:r>
-      <w:r>
-        <w:rPr>
-          <w:b/>
-          <w:bCs/>
-          <w:sz w:val="24"/>
-          <w:szCs w:val="24"/>
-        </w:rPr>
-        <w:t>42 – 44%</w:t>
-      </w:r>
-      <w:r>
-        <w:rPr>
-          <w:sz w:val="24"/>
-          <w:szCs w:val="24"/>
-        </w:rPr>
-        <w:t xml:space="preserve"> of people in each gender are categorized as </w:t>
-      </w:r>
-      <w:r>
-        <w:rPr>
-          <w:b/>
-          <w:bCs/>
-          <w:sz w:val="24"/>
-          <w:szCs w:val="24"/>
-        </w:rPr>
-        <w:t>not likely</w:t>
-      </w:r>
-      <w:r>
-        <w:rPr>
-          <w:sz w:val="24"/>
-          <w:szCs w:val="24"/>
-        </w:rPr>
-        <w:t xml:space="preserve"> to change their occupation, while approximately </w:t>
-      </w:r>
-      <w:r>
-        <w:rPr>
-          <w:b/>
-          <w:bCs/>
-          <w:sz w:val="24"/>
-          <w:szCs w:val="24"/>
-        </w:rPr>
-        <w:t>56 – 58%</w:t>
-      </w:r>
-      <w:r>
-        <w:rPr>
-          <w:sz w:val="24"/>
-          <w:szCs w:val="24"/>
-        </w:rPr>
-        <w:t xml:space="preserve"> are classed as </w:t>
-      </w:r>
-      <w:r>
-        <w:rPr>
-          <w:b/>
-          <w:bCs/>
-          <w:sz w:val="24"/>
-          <w:szCs w:val="24"/>
-        </w:rPr>
-        <w:t>likely to</w:t>
-      </w:r>
-      <w:r>
-        <w:rPr>
-          <w:sz w:val="24"/>
-          <w:szCs w:val="24"/>
-        </w:rPr>
-        <w:t xml:space="preserve"> do so. The minimal gender disparities in this dataset imply that a person’s intention to change career is not significantly influenced by their gender alone.</w:t>
+        <w:t xml:space="preserve"> illustrates how similar the percentages of respondents who are likely to change occupation are for men and women </w:t>
+      </w:r>
+      <w:r>
+        <w:rPr>
+          <w:b/>
+          <w:bCs/>
+          <w:sz w:val="24"/>
+          <w:szCs w:val="24"/>
+        </w:rPr>
+        <w:t>(about 56-58% in both groups).</w:t>
+      </w:r>
+      <w:r>
+        <w:rPr>
+          <w:sz w:val="24"/>
+          <w:szCs w:val="24"/>
+        </w:rPr>
+        <w:t xml:space="preserve"> This implies that career-change aspirations are not significantly differentiated by gender in this group. Therefore, adding gender as a key feature on its own is unlikely to significantly increase the accuracy of any prediction model that employs this information.</w:t>
       </w:r>
     </w:p>
     <w:p>
@@ -8261,22 +7988,6 @@
     <w:p>
       <w:pPr>
         <w:rPr>
-          <w:sz w:val="24"/>
-          <w:szCs w:val="24"/>
-        </w:rPr>
-      </w:pPr>
-      <w:r>
-        <w:rPr>
-          <w:sz w:val="24"/>
-          <w:szCs w:val="24"/>
-        </w:rPr>
-        <w:lastRenderedPageBreak/>
-        <w:t xml:space="preserve">  </w:t>
-      </w:r>
-    </w:p>
-    <w:p>
-      <w:pPr>
-        <w:rPr>
           <w:b/>
           <w:bCs/>
           <w:sz w:val="24"/>
@@ -8381,7 +8092,21 @@
           <w:sz w:val="24"/>
           <w:szCs w:val="24"/>
         </w:rPr>
-        <w:t xml:space="preserve"> Increased or lower education does not appear to be associated with a significantly increased likelihood of changing careers. This suggests that traits to change career exist at all levels of education and are likely influenced more by </w:t>
+        <w:t xml:space="preserve"> Increased or lower education does not appear to be associated with a significantly increased likelihood of changing careers. This suggests that traits </w:t>
+      </w:r>
+      <w:r>
+        <w:rPr>
+          <w:sz w:val="24"/>
+          <w:szCs w:val="24"/>
+        </w:rPr>
+        <w:t xml:space="preserve">that lead to a career change </w:t>
+      </w:r>
+      <w:r>
+        <w:rPr>
+          <w:sz w:val="24"/>
+          <w:szCs w:val="24"/>
+        </w:rPr>
+        <w:t xml:space="preserve">exist at all levels of education and are likely influenced more by </w:t>
       </w:r>
       <w:r>
         <w:rPr>
@@ -8391,6 +8116,54 @@
           <w:szCs w:val="24"/>
         </w:rPr>
         <w:t>ideas and work experiences than by education alone.</w:t>
+      </w:r>
+    </w:p>
+    <w:p>
+      <w:pPr>
+        <w:jc w:val="both"/>
+        <w:rPr>
+          <w:sz w:val="24"/>
+          <w:szCs w:val="24"/>
+        </w:rPr>
+      </w:pPr>
+      <w:r>
+        <w:rPr>
+          <w:b/>
+          <w:bCs/>
+          <w:sz w:val="24"/>
+          <w:szCs w:val="24"/>
+        </w:rPr>
+        <w:t xml:space="preserve">Figure 4.4 </w:t>
+      </w:r>
+      <w:r>
+        <w:rPr>
+          <w:sz w:val="24"/>
+          <w:szCs w:val="24"/>
+        </w:rPr>
+        <w:t xml:space="preserve">indicates that the share of respondents likely to change occupation is approximately </w:t>
+      </w:r>
+      <w:r>
+        <w:rPr>
+          <w:b/>
+          <w:bCs/>
+          <w:sz w:val="24"/>
+          <w:szCs w:val="24"/>
+        </w:rPr>
+        <w:t>50%</w:t>
+      </w:r>
+      <w:r>
+        <w:rPr>
+          <w:sz w:val="24"/>
+          <w:szCs w:val="24"/>
+        </w:rPr>
+        <w:t xml:space="preserve"> across </w:t>
+      </w:r>
+      <w:r>
+        <w:rPr>
+          <w:sz w:val="24"/>
+          <w:szCs w:val="24"/>
+        </w:rPr>
+        <w:t>all education levels. This suggests that having more education does not always prevent or promote the desire to change careers. Rather, it seems that variables other than formal schooling, such as job satisfaction or attitudes toward work, are what motivate people to change careers.</w:t>
       </w:r>
     </w:p>
     <w:p>
@@ -8404,6 +8177,7 @@
           <w:sz w:val="24"/>
           <w:szCs w:val="24"/>
         </w:rPr>
+        <w:lastRenderedPageBreak/>
         <w:drawing>
           <wp:inline distT="0" distB="0" distL="0" distR="0" wp14:anchorId="53455338" wp14:editId="4F97D079">
             <wp:extent cx="4601874" cy="3787140"/>
@@ -8690,14 +8464,6 @@
         </w:rPr>
       </w:pPr>
     </w:p>
-    <w:p>
-      <w:pPr>
-        <w:rPr>
-          <w:sz w:val="24"/>
-          <w:szCs w:val="24"/>
-        </w:rPr>
-      </w:pPr>
-    </w:p>
     <w:tbl>
       <w:tblPr>
         <w:tblStyle w:val="ListTable7Colorful"/>
@@ -9378,6 +9144,7 @@
           <w:sz w:val="24"/>
           <w:szCs w:val="24"/>
         </w:rPr>
+        <w:lastRenderedPageBreak/>
         <w:t xml:space="preserve">On the other hand, there are significant differences in job satisfaction between the two groups. On a scale of </w:t>
       </w:r>
       <w:r>
@@ -9639,9 +9406,9 @@
           <w:szCs w:val="24"/>
         </w:rPr>
         <w:drawing>
-          <wp:inline distT="0" distB="0" distL="0" distR="0" wp14:anchorId="34A946A8" wp14:editId="209415C6">
-            <wp:extent cx="3749040" cy="2586032"/>
-            <wp:effectExtent l="0" t="0" r="3810" b="5080"/>
+          <wp:inline distT="0" distB="0" distL="0" distR="0" wp14:anchorId="34A946A8" wp14:editId="2240F843">
+            <wp:extent cx="4617614" cy="3185160"/>
+            <wp:effectExtent l="0" t="0" r="0" b="0"/>
             <wp:docPr id="1517808538" name="Picture 4"/>
             <wp:cNvGraphicFramePr>
               <a:graphicFrameLocks xmlns:a="http://schemas.openxmlformats.org/drawingml/2006/main" noChangeAspect="1"/>
@@ -9668,7 +9435,7 @@
                   <pic:spPr>
                     <a:xfrm>
                       <a:off x="0" y="0"/>
-                      <a:ext cx="3766255" cy="2597906"/>
+                      <a:ext cx="4642755" cy="3202502"/>
                     </a:xfrm>
                     <a:prstGeom prst="rect">
                       <a:avLst/>
@@ -9803,22 +9570,12 @@
           <w:sz w:val="24"/>
           <w:szCs w:val="24"/>
         </w:rPr>
-        <w:t xml:space="preserve"> are quite similar </w:t>
-      </w:r>
-      <w:r>
-        <w:rPr>
-          <w:sz w:val="24"/>
-          <w:szCs w:val="24"/>
-        </w:rPr>
-        <w:lastRenderedPageBreak/>
-        <w:t xml:space="preserve">between the two groups, suggesting that they might have less of an impact when taken separately. </w:t>
-      </w:r>
-    </w:p>
-    <w:p>
-      <w:pPr>
-        <w:rPr>
-          <w:b/>
-          <w:bCs/>
+        <w:t xml:space="preserve"> are quite similar between the two groups, suggesting that they might have less of an impact when taken separately. </w:t>
+      </w:r>
+    </w:p>
+    <w:p>
+      <w:pPr>
+        <w:rPr>
           <w:sz w:val="26"/>
           <w:szCs w:val="26"/>
         </w:rPr>
@@ -9830,13 +9587,48 @@
         </w:rPr>
         <w:t xml:space="preserve"> </w:t>
       </w:r>
-      <w:r>
-        <w:rPr>
-          <w:b/>
-          <w:bCs/>
+    </w:p>
+    <w:p>
+      <w:pPr>
+        <w:rPr>
           <w:sz w:val="26"/>
           <w:szCs w:val="26"/>
         </w:rPr>
+      </w:pPr>
+    </w:p>
+    <w:p>
+      <w:pPr>
+        <w:rPr>
+          <w:sz w:val="26"/>
+          <w:szCs w:val="26"/>
+        </w:rPr>
+      </w:pPr>
+    </w:p>
+    <w:p>
+      <w:pPr>
+        <w:rPr>
+          <w:sz w:val="26"/>
+          <w:szCs w:val="26"/>
+        </w:rPr>
+      </w:pPr>
+    </w:p>
+    <w:p>
+      <w:pPr>
+        <w:rPr>
+          <w:b/>
+          <w:bCs/>
+          <w:sz w:val="26"/>
+          <w:szCs w:val="26"/>
+        </w:rPr>
+      </w:pPr>
+      <w:r>
+        <w:rPr>
+          <w:b/>
+          <w:bCs/>
+          <w:sz w:val="26"/>
+          <w:szCs w:val="26"/>
+        </w:rPr>
+        <w:lastRenderedPageBreak/>
         <w:t>4.6 Correlation analysis</w:t>
       </w:r>
     </w:p>
@@ -10051,6 +9843,15 @@
           <w:szCs w:val="24"/>
         </w:rPr>
       </w:pPr>
+    </w:p>
+    <w:p>
+      <w:pPr>
+        <w:jc w:val="both"/>
+        <w:rPr>
+          <w:sz w:val="24"/>
+          <w:szCs w:val="24"/>
+        </w:rPr>
+      </w:pPr>
       <w:r>
         <w:rPr>
           <w:sz w:val="24"/>
@@ -10157,15 +9958,7 @@
           <w:sz w:val="24"/>
           <w:szCs w:val="24"/>
         </w:rPr>
-        <w:t xml:space="preserve"> All other correlations with the aim are low, implying that attitudinal </w:t>
-      </w:r>
-      <w:r>
-        <w:rPr>
-          <w:sz w:val="24"/>
-          <w:szCs w:val="24"/>
-        </w:rPr>
-        <w:lastRenderedPageBreak/>
-        <w:t xml:space="preserve">variables </w:t>
+        <w:t xml:space="preserve"> All other correlations with the aim are low, implying that attitudinal variables </w:t>
       </w:r>
       <w:r>
         <w:rPr>
@@ -10195,6 +9988,7 @@
           <w:sz w:val="24"/>
           <w:szCs w:val="24"/>
         </w:rPr>
+        <w:lastRenderedPageBreak/>
         <w:drawing>
           <wp:inline distT="0" distB="0" distL="0" distR="0" wp14:anchorId="59CD877D" wp14:editId="0CE477B8">
             <wp:extent cx="5731510" cy="4031615"/>
@@ -10424,6 +10218,28 @@
     </w:p>
     <w:p>
       <w:pPr>
+        <w:jc w:val="both"/>
+        <w:rPr>
+          <w:b/>
+          <w:bCs/>
+          <w:sz w:val="24"/>
+          <w:szCs w:val="24"/>
+        </w:rPr>
+      </w:pPr>
+    </w:p>
+    <w:p>
+      <w:pPr>
+        <w:jc w:val="both"/>
+        <w:rPr>
+          <w:b/>
+          <w:bCs/>
+          <w:sz w:val="24"/>
+          <w:szCs w:val="24"/>
+        </w:rPr>
+      </w:pPr>
+    </w:p>
+    <w:p>
+      <w:pPr>
         <w:pStyle w:val="Heading1"/>
         <w:rPr>
           <w:b/>
@@ -10749,11 +10565,33 @@
           <w:bCs/>
         </w:rPr>
       </w:pPr>
-      <w:r>
-        <w:rPr>
-          <w:b/>
-          <w:bCs/>
-        </w:rPr>
+    </w:p>
+    <w:p/>
+    <w:p/>
+    <w:p/>
+    <w:p/>
+    <w:p/>
+    <w:p/>
+    <w:p/>
+    <w:p/>
+    <w:p/>
+    <w:p/>
+    <w:p/>
+    <w:p/>
+    <w:p>
+      <w:pPr>
+        <w:pStyle w:val="Heading1"/>
+        <w:rPr>
+          <w:b/>
+          <w:bCs/>
+        </w:rPr>
+      </w:pPr>
+      <w:r>
+        <w:rPr>
+          <w:b/>
+          <w:bCs/>
+        </w:rPr>
+        <w:lastRenderedPageBreak/>
         <w:t xml:space="preserve">Conclusion </w:t>
       </w:r>
     </w:p>
@@ -10766,139 +10604,163 @@
       <w:pPr>
         <w:jc w:val="both"/>
         <w:rPr>
-          <w:b/>
-          <w:bCs/>
-          <w:sz w:val="24"/>
-          <w:szCs w:val="24"/>
-        </w:rPr>
-      </w:pPr>
-      <w:r>
-        <w:rPr>
-          <w:sz w:val="24"/>
-          <w:szCs w:val="24"/>
-        </w:rPr>
-        <w:t xml:space="preserve">This project demonstrated how </w:t>
-      </w:r>
-      <w:r>
-        <w:rPr>
-          <w:b/>
-          <w:bCs/>
-          <w:sz w:val="24"/>
-          <w:szCs w:val="24"/>
-        </w:rPr>
-        <w:t>Python and Google Colab</w:t>
-      </w:r>
-      <w:r>
-        <w:rPr>
-          <w:sz w:val="24"/>
-          <w:szCs w:val="24"/>
-        </w:rPr>
-        <w:t xml:space="preserve"> can be used </w:t>
-      </w:r>
-      <w:r>
-        <w:rPr>
-          <w:b/>
-          <w:bCs/>
-          <w:sz w:val="24"/>
-          <w:szCs w:val="24"/>
-        </w:rPr>
-        <w:t>to clean, explore, and interpret</w:t>
-      </w:r>
-      <w:r>
-        <w:rPr>
-          <w:sz w:val="24"/>
-          <w:szCs w:val="24"/>
-        </w:rPr>
-        <w:t xml:space="preserve"> a real career dataset. A better grasp of the entire analytics pipeline and the need for repeatable code was obtained by working through </w:t>
-      </w:r>
-      <w:r>
-        <w:rPr>
-          <w:b/>
-          <w:bCs/>
-          <w:sz w:val="24"/>
-          <w:szCs w:val="24"/>
-        </w:rPr>
-        <w:t>data-type checks, missing-values imputation, outlier handling, and visualization.</w:t>
+          <w:sz w:val="24"/>
+          <w:szCs w:val="24"/>
+        </w:rPr>
+      </w:pPr>
+      <w:r>
+        <w:rPr>
+          <w:sz w:val="24"/>
+          <w:szCs w:val="24"/>
+        </w:rPr>
+        <w:t>This study showed h</w:t>
+      </w:r>
+      <w:r>
+        <w:rPr>
+          <w:sz w:val="24"/>
+          <w:szCs w:val="24"/>
+        </w:rPr>
+        <w:t>o</w:t>
+      </w:r>
+      <w:r>
+        <w:rPr>
+          <w:sz w:val="24"/>
+          <w:szCs w:val="24"/>
+        </w:rPr>
+        <w:t xml:space="preserve">w a real-world career dataset can be </w:t>
+      </w:r>
+      <w:r>
+        <w:rPr>
+          <w:sz w:val="24"/>
+          <w:szCs w:val="24"/>
+        </w:rPr>
+        <w:t>pre-processed</w:t>
+      </w:r>
+      <w:r>
+        <w:rPr>
+          <w:sz w:val="24"/>
+          <w:szCs w:val="24"/>
+        </w:rPr>
+        <w:t xml:space="preserve"> and </w:t>
+      </w:r>
+      <w:r>
+        <w:rPr>
+          <w:sz w:val="24"/>
+          <w:szCs w:val="24"/>
+        </w:rPr>
+        <w:t>analysed</w:t>
+      </w:r>
+      <w:r>
+        <w:rPr>
+          <w:sz w:val="24"/>
+          <w:szCs w:val="24"/>
+        </w:rPr>
+        <w:t xml:space="preserve"> using Python and Google Colab, progressing methodically from </w:t>
+      </w:r>
+      <w:r>
+        <w:rPr>
+          <w:sz w:val="24"/>
+          <w:szCs w:val="24"/>
+        </w:rPr>
+        <w:t>data type</w:t>
+      </w:r>
+      <w:r>
+        <w:rPr>
+          <w:sz w:val="24"/>
+          <w:szCs w:val="24"/>
+        </w:rPr>
+        <w:t xml:space="preserve"> check</w:t>
+      </w:r>
+      <w:r>
+        <w:rPr>
+          <w:sz w:val="24"/>
+          <w:szCs w:val="24"/>
+        </w:rPr>
+        <w:t>s</w:t>
+      </w:r>
+      <w:r>
+        <w:rPr>
+          <w:sz w:val="24"/>
+          <w:szCs w:val="24"/>
+        </w:rPr>
+        <w:t xml:space="preserve"> and missing-value imputation to outlier handling and exploratory visualization. A consistent dataset of 4,994 observations that was appropriate for additional statistical modelling was produced by the cleaning procedures (type corrections, conservative imputation, and IQR-based outlier elimination).</w:t>
       </w:r>
     </w:p>
     <w:p>
       <w:pPr>
         <w:jc w:val="both"/>
         <w:rPr>
-          <w:b/>
-          <w:bCs/>
-          <w:sz w:val="24"/>
-          <w:szCs w:val="24"/>
-        </w:rPr>
-      </w:pPr>
-      <w:r>
-        <w:rPr>
-          <w:sz w:val="24"/>
-          <w:szCs w:val="24"/>
-        </w:rPr>
-        <w:t xml:space="preserve">Overall, the study underlines the potential for data-driven evidence to improve career-advice practice and indicates that declared desire </w:t>
-      </w:r>
-      <w:r>
-        <w:rPr>
-          <w:sz w:val="24"/>
-          <w:szCs w:val="24"/>
-        </w:rPr>
-        <w:t>for</w:t>
-      </w:r>
-      <w:r>
-        <w:rPr>
-          <w:sz w:val="24"/>
-          <w:szCs w:val="24"/>
-        </w:rPr>
-        <w:t xml:space="preserve"> change and work satisfaction are more significant determinants influencing </w:t>
-      </w:r>
-      <w:r>
-        <w:rPr>
-          <w:b/>
-          <w:bCs/>
-          <w:sz w:val="24"/>
-          <w:szCs w:val="24"/>
-        </w:rPr>
-        <w:t>career-change</w:t>
-      </w:r>
-      <w:r>
-        <w:rPr>
-          <w:sz w:val="24"/>
-          <w:szCs w:val="24"/>
-        </w:rPr>
-        <w:t xml:space="preserve"> intentions than </w:t>
-      </w:r>
-      <w:r>
-        <w:rPr>
-          <w:b/>
-          <w:bCs/>
-          <w:sz w:val="24"/>
-          <w:szCs w:val="24"/>
-        </w:rPr>
-        <w:t>age, experience, education, or gender.</w:t>
+          <w:sz w:val="24"/>
+          <w:szCs w:val="24"/>
+        </w:rPr>
+      </w:pPr>
+      <w:r>
+        <w:rPr>
+          <w:sz w:val="24"/>
+          <w:szCs w:val="24"/>
+        </w:rPr>
+        <w:t>According to the analysis, there is little correlation between the target variable “Likely to Change Occupation” and demographic variables, including age, gender, years of experience, and education level. On the other hand, there are substantially stronger correlations between the outcome and attitudinal variables, especially work satisfaction and indicated interest in changing careers. This implies that people’s intentions to change careers are more influenced by their job satisfaction than by their identity or formal credentials.</w:t>
       </w:r>
     </w:p>
     <w:p>
       <w:pPr>
         <w:jc w:val="both"/>
         <w:rPr>
-          <w:b/>
-          <w:bCs/>
-          <w:sz w:val="24"/>
-          <w:szCs w:val="24"/>
-        </w:rPr>
-      </w:pPr>
+          <w:sz w:val="24"/>
+          <w:szCs w:val="24"/>
+        </w:rPr>
+      </w:pPr>
+      <w:r>
+        <w:rPr>
+          <w:sz w:val="24"/>
+          <w:szCs w:val="24"/>
+        </w:rPr>
+        <w:t xml:space="preserve"> These results have </w:t>
+      </w:r>
+      <w:r>
+        <w:rPr>
+          <w:sz w:val="24"/>
+          <w:szCs w:val="24"/>
+        </w:rPr>
+        <w:t>several</w:t>
+      </w:r>
+      <w:r>
+        <w:rPr>
+          <w:sz w:val="24"/>
+          <w:szCs w:val="24"/>
+        </w:rPr>
+        <w:t xml:space="preserve"> real-world applications. </w:t>
+      </w:r>
+      <w:r>
+        <w:rPr>
+          <w:sz w:val="24"/>
+          <w:szCs w:val="24"/>
+        </w:rPr>
+        <w:t>To</w:t>
+      </w:r>
+      <w:r>
+        <w:rPr>
+          <w:sz w:val="24"/>
+          <w:szCs w:val="24"/>
+        </w:rPr>
+        <w:t xml:space="preserve"> provide tailored support, such as coaching, internal mobility possibilities, or upskilling chances, career-advice services or HR teams employing comparable data should concentrate on identifying individuals with low job satisfaction or strong declared interest in change. Therefore, monitoring satisfaction levels in conjunction with basic demographics may offer an early warning system for possible employee turnover.</w:t>
+      </w:r>
     </w:p>
     <w:p>
       <w:pPr>
         <w:jc w:val="both"/>
         <w:rPr>
-          <w:b/>
-          <w:bCs/>
-          <w:sz w:val="24"/>
-          <w:szCs w:val="24"/>
-        </w:rPr>
-      </w:pPr>
+          <w:sz w:val="24"/>
+          <w:szCs w:val="24"/>
+        </w:rPr>
+      </w:pPr>
+      <w:r>
+        <w:rPr>
+          <w:sz w:val="24"/>
+          <w:szCs w:val="24"/>
+        </w:rPr>
+        <w:t>By using classification models (such as logistic regression or tree-based techniques) to forecast career-change intentions and comparing model performance with and without the attitudinal factors, future research could expand on this approach. Replicating the analysis on different datasets or over time would also be helpful to determine whether these trends hold under various labour market circumstances.</w:t>
+      </w:r>
     </w:p>
     <w:p>
       <w:pPr>
@@ -10909,6 +10771,11 @@
         </w:rPr>
       </w:pPr>
     </w:p>
+    <w:p/>
+    <w:p/>
+    <w:p/>
+    <w:p/>
+    <w:p/>
     <w:p/>
     <w:p/>
     <w:p>
@@ -10959,23 +10826,163 @@
           <w:sz w:val="24"/>
           <w:szCs w:val="24"/>
         </w:rPr>
-        <w:t xml:space="preserve">Pitroda, H. (2022) ‘A proposal of an interactive web application tool </w:t>
-      </w:r>
-      <w:proofErr w:type="spellStart"/>
-      <w:r>
-        <w:rPr>
-          <w:sz w:val="24"/>
-          <w:szCs w:val="24"/>
-        </w:rPr>
-        <w:t>QuickViz</w:t>
-      </w:r>
-      <w:proofErr w:type="spellEnd"/>
-      <w:r>
-        <w:rPr>
-          <w:sz w:val="24"/>
-          <w:szCs w:val="24"/>
-        </w:rPr>
-        <w:t xml:space="preserve">: to automate exploratory data analysis’, 2022 IEEE 7th International Conference for Convergence in Technology (I2CT). [Online]. Available at: </w:t>
+        <w:t xml:space="preserve">Pitroda, H. (2022) ‘A </w:t>
+      </w:r>
+      <w:r>
+        <w:rPr>
+          <w:sz w:val="24"/>
+          <w:szCs w:val="24"/>
+        </w:rPr>
+        <w:t>P</w:t>
+      </w:r>
+      <w:r>
+        <w:rPr>
+          <w:sz w:val="24"/>
+          <w:szCs w:val="24"/>
+        </w:rPr>
+        <w:t xml:space="preserve">roposal of an </w:t>
+      </w:r>
+      <w:r>
+        <w:rPr>
+          <w:sz w:val="24"/>
+          <w:szCs w:val="24"/>
+        </w:rPr>
+        <w:t>I</w:t>
+      </w:r>
+      <w:r>
+        <w:rPr>
+          <w:sz w:val="24"/>
+          <w:szCs w:val="24"/>
+        </w:rPr>
+        <w:t xml:space="preserve">nteractive </w:t>
+      </w:r>
+      <w:r>
+        <w:rPr>
+          <w:sz w:val="24"/>
+          <w:szCs w:val="24"/>
+        </w:rPr>
+        <w:t>W</w:t>
+      </w:r>
+      <w:r>
+        <w:rPr>
+          <w:sz w:val="24"/>
+          <w:szCs w:val="24"/>
+        </w:rPr>
+        <w:t xml:space="preserve">eb </w:t>
+      </w:r>
+      <w:r>
+        <w:rPr>
+          <w:sz w:val="24"/>
+          <w:szCs w:val="24"/>
+        </w:rPr>
+        <w:t>A</w:t>
+      </w:r>
+      <w:r>
+        <w:rPr>
+          <w:sz w:val="24"/>
+          <w:szCs w:val="24"/>
+        </w:rPr>
+        <w:t xml:space="preserve">pplication </w:t>
+      </w:r>
+      <w:r>
+        <w:rPr>
+          <w:sz w:val="24"/>
+          <w:szCs w:val="24"/>
+        </w:rPr>
+        <w:t>T</w:t>
+      </w:r>
+      <w:r>
+        <w:rPr>
+          <w:sz w:val="24"/>
+          <w:szCs w:val="24"/>
+        </w:rPr>
+        <w:t xml:space="preserve">ool QuickViz: </w:t>
+      </w:r>
+      <w:r>
+        <w:rPr>
+          <w:sz w:val="24"/>
+          <w:szCs w:val="24"/>
+        </w:rPr>
+        <w:t>T</w:t>
+      </w:r>
+      <w:r>
+        <w:rPr>
+          <w:sz w:val="24"/>
+          <w:szCs w:val="24"/>
+        </w:rPr>
+        <w:t xml:space="preserve">o </w:t>
+      </w:r>
+      <w:r>
+        <w:rPr>
+          <w:sz w:val="24"/>
+          <w:szCs w:val="24"/>
+        </w:rPr>
+        <w:t>A</w:t>
+      </w:r>
+      <w:r>
+        <w:rPr>
+          <w:sz w:val="24"/>
+          <w:szCs w:val="24"/>
+        </w:rPr>
+        <w:t xml:space="preserve">utomate </w:t>
+      </w:r>
+      <w:r>
+        <w:rPr>
+          <w:sz w:val="24"/>
+          <w:szCs w:val="24"/>
+        </w:rPr>
+        <w:t>E</w:t>
+      </w:r>
+      <w:r>
+        <w:rPr>
+          <w:sz w:val="24"/>
+          <w:szCs w:val="24"/>
+        </w:rPr>
+        <w:t xml:space="preserve">xploratory </w:t>
+      </w:r>
+      <w:r>
+        <w:rPr>
+          <w:sz w:val="24"/>
+          <w:szCs w:val="24"/>
+        </w:rPr>
+        <w:t>D</w:t>
+      </w:r>
+      <w:r>
+        <w:rPr>
+          <w:sz w:val="24"/>
+          <w:szCs w:val="24"/>
+        </w:rPr>
+        <w:t xml:space="preserve">ata </w:t>
+      </w:r>
+      <w:r>
+        <w:rPr>
+          <w:sz w:val="24"/>
+          <w:szCs w:val="24"/>
+        </w:rPr>
+        <w:t>A</w:t>
+      </w:r>
+      <w:r>
+        <w:rPr>
+          <w:sz w:val="24"/>
+          <w:szCs w:val="24"/>
+        </w:rPr>
+        <w:t xml:space="preserve">nalysis’, </w:t>
+      </w:r>
+      <w:r>
+        <w:rPr>
+          <w:i/>
+          <w:iCs/>
+          <w:sz w:val="24"/>
+          <w:szCs w:val="24"/>
+        </w:rPr>
+        <w:t>2022 IEEE 7th International Conference for Convergence in Technology (I2CT).</w:t>
+      </w:r>
+      <w:r>
+        <w:rPr>
+          <w:sz w:val="24"/>
+          <w:szCs w:val="24"/>
+        </w:rPr>
+        <w:t xml:space="preserve"> [Online]. Available at: </w:t>
       </w:r>
       <w:hyperlink r:id="rId28" w:history="1">
         <w:r>
@@ -10992,21 +10999,7 @@
           <w:sz w:val="24"/>
           <w:szCs w:val="24"/>
         </w:rPr>
-        <w:t xml:space="preserve"> (Accessed: 1</w:t>
-      </w:r>
-      <w:r>
-        <w:rPr>
-          <w:sz w:val="24"/>
-          <w:szCs w:val="24"/>
-        </w:rPr>
-        <w:t>0</w:t>
-      </w:r>
-      <w:r>
-        <w:rPr>
-          <w:sz w:val="24"/>
-          <w:szCs w:val="24"/>
-        </w:rPr>
-        <w:t xml:space="preserve"> November 2025).</w:t>
+        <w:t xml:space="preserve"> (Accessed: 10 November 2025).</w:t>
       </w:r>
     </w:p>
     <w:p>
@@ -11030,49 +11023,45 @@
           <w:szCs w:val="24"/>
           <w:lang w:val="en-US"/>
         </w:rPr>
-        <w:t>Pandas (n.d</w:t>
-      </w:r>
-      <w:r>
-        <w:rPr>
-          <w:sz w:val="24"/>
-          <w:szCs w:val="24"/>
-          <w:lang w:val="en-US"/>
-        </w:rPr>
-        <w:t xml:space="preserve">.) </w:t>
-      </w:r>
-      <w:proofErr w:type="gramStart"/>
-      <w:r>
-        <w:rPr>
-          <w:sz w:val="24"/>
-          <w:szCs w:val="24"/>
-          <w:lang w:val="en-US"/>
-        </w:rPr>
-        <w:t>pandas.DataFrame.describe</w:t>
-      </w:r>
-      <w:proofErr w:type="gramEnd"/>
-      <w:r>
-        <w:rPr>
-          <w:sz w:val="24"/>
-          <w:szCs w:val="24"/>
-          <w:lang w:val="en-US"/>
-        </w:rPr>
-        <w:t xml:space="preserve"> — </w:t>
-      </w:r>
-      <w:r>
-        <w:rPr>
-          <w:sz w:val="24"/>
-          <w:szCs w:val="24"/>
-          <w:lang w:val="en-US"/>
-        </w:rPr>
-        <w:t>pandas’</w:t>
-      </w:r>
-      <w:r>
-        <w:rPr>
-          <w:sz w:val="24"/>
-          <w:szCs w:val="24"/>
-          <w:lang w:val="en-US"/>
-        </w:rPr>
-        <w:t xml:space="preserve"> documentation. [Online]. Available at:</w:t>
+        <w:t xml:space="preserve">Pandas (n.d.) </w:t>
+      </w:r>
+      <w:r>
+        <w:rPr>
+          <w:i/>
+          <w:iCs/>
+          <w:sz w:val="24"/>
+          <w:szCs w:val="24"/>
+          <w:lang w:val="en-US"/>
+        </w:rPr>
+        <w:t xml:space="preserve">pandas.DataFrame.describe — </w:t>
+      </w:r>
+      <w:r>
+        <w:rPr>
+          <w:i/>
+          <w:iCs/>
+          <w:sz w:val="24"/>
+          <w:szCs w:val="24"/>
+          <w:lang w:val="en-US"/>
+        </w:rPr>
+        <w:t>P</w:t>
+      </w:r>
+      <w:r>
+        <w:rPr>
+          <w:i/>
+          <w:iCs/>
+          <w:sz w:val="24"/>
+          <w:szCs w:val="24"/>
+          <w:lang w:val="en-US"/>
+        </w:rPr>
+        <w:t>andas documentation.</w:t>
+      </w:r>
+      <w:r>
+        <w:rPr>
+          <w:sz w:val="24"/>
+          <w:szCs w:val="24"/>
+          <w:lang w:val="en-US"/>
+        </w:rPr>
+        <w:t xml:space="preserve"> [Online]. Available at:</w:t>
       </w:r>
       <w:r>
         <w:rPr>
@@ -11099,15 +11088,7 @@
           <w:szCs w:val="24"/>
           <w:lang w:val="en-US"/>
         </w:rPr>
-        <w:t xml:space="preserve"> </w:t>
-      </w:r>
-      <w:r>
-        <w:rPr>
-          <w:sz w:val="24"/>
-          <w:szCs w:val="24"/>
-          <w:lang w:val="en-US"/>
-        </w:rPr>
-        <w:t>(Accessed: 10 November 2025).</w:t>
+        <w:t xml:space="preserve"> (Accessed: 10 November 2025).</w:t>
       </w:r>
     </w:p>
     <w:p>
@@ -11131,49 +11112,45 @@
           <w:szCs w:val="24"/>
           <w:lang w:val="en-US"/>
         </w:rPr>
-        <w:t>Pandas (n.d</w:t>
-      </w:r>
-      <w:r>
-        <w:rPr>
-          <w:sz w:val="24"/>
-          <w:szCs w:val="24"/>
-          <w:lang w:val="en-US"/>
-        </w:rPr>
-        <w:t xml:space="preserve">.) </w:t>
-      </w:r>
-      <w:proofErr w:type="spellStart"/>
-      <w:r>
-        <w:rPr>
-          <w:sz w:val="24"/>
-          <w:szCs w:val="24"/>
-          <w:lang w:val="en-US"/>
-        </w:rPr>
-        <w:t>pandas.to_numeric</w:t>
-      </w:r>
-      <w:proofErr w:type="spellEnd"/>
-      <w:r>
-        <w:rPr>
-          <w:sz w:val="24"/>
-          <w:szCs w:val="24"/>
-          <w:lang w:val="en-US"/>
-        </w:rPr>
-        <w:t xml:space="preserve"> — </w:t>
-      </w:r>
-      <w:r>
-        <w:rPr>
-          <w:sz w:val="24"/>
-          <w:szCs w:val="24"/>
-          <w:lang w:val="en-US"/>
-        </w:rPr>
-        <w:t>pandas’</w:t>
-      </w:r>
-      <w:r>
-        <w:rPr>
-          <w:sz w:val="24"/>
-          <w:szCs w:val="24"/>
-          <w:lang w:val="en-US"/>
-        </w:rPr>
-        <w:t xml:space="preserve"> documentation. [Online]. Available at: </w:t>
+        <w:t xml:space="preserve">Pandas (n.d.) </w:t>
+      </w:r>
+      <w:r>
+        <w:rPr>
+          <w:i/>
+          <w:iCs/>
+          <w:sz w:val="24"/>
+          <w:szCs w:val="24"/>
+          <w:lang w:val="en-US"/>
+        </w:rPr>
+        <w:t xml:space="preserve">pandas.to_numeric — </w:t>
+      </w:r>
+      <w:r>
+        <w:rPr>
+          <w:i/>
+          <w:iCs/>
+          <w:sz w:val="24"/>
+          <w:szCs w:val="24"/>
+          <w:lang w:val="en-US"/>
+        </w:rPr>
+        <w:t>P</w:t>
+      </w:r>
+      <w:r>
+        <w:rPr>
+          <w:i/>
+          <w:iCs/>
+          <w:sz w:val="24"/>
+          <w:szCs w:val="24"/>
+          <w:lang w:val="en-US"/>
+        </w:rPr>
+        <w:t>andas documentation</w:t>
+      </w:r>
+      <w:r>
+        <w:rPr>
+          <w:sz w:val="24"/>
+          <w:szCs w:val="24"/>
+          <w:lang w:val="en-US"/>
+        </w:rPr>
+        <w:t xml:space="preserve">. [Online]. Available at: </w:t>
       </w:r>
       <w:hyperlink r:id="rId30" w:history="1">
         <w:r>
@@ -11216,51 +11193,45 @@
           <w:szCs w:val="24"/>
           <w:lang w:val="en-US"/>
         </w:rPr>
-        <w:t>Pandas (n.d</w:t>
-      </w:r>
-      <w:r>
-        <w:rPr>
-          <w:sz w:val="24"/>
-          <w:szCs w:val="24"/>
-          <w:lang w:val="en-US"/>
-        </w:rPr>
-        <w:t xml:space="preserve">.) </w:t>
-      </w:r>
-      <w:proofErr w:type="spellStart"/>
-      <w:proofErr w:type="gramStart"/>
-      <w:r>
-        <w:rPr>
-          <w:sz w:val="24"/>
-          <w:szCs w:val="24"/>
-          <w:lang w:val="en-US"/>
-        </w:rPr>
-        <w:t>pandas.isna</w:t>
-      </w:r>
-      <w:proofErr w:type="spellEnd"/>
-      <w:proofErr w:type="gramEnd"/>
-      <w:r>
-        <w:rPr>
-          <w:sz w:val="24"/>
-          <w:szCs w:val="24"/>
-          <w:lang w:val="en-US"/>
-        </w:rPr>
-        <w:t xml:space="preserve"> — </w:t>
-      </w:r>
-      <w:r>
-        <w:rPr>
-          <w:sz w:val="24"/>
-          <w:szCs w:val="24"/>
-          <w:lang w:val="en-US"/>
-        </w:rPr>
-        <w:t>pandas’</w:t>
-      </w:r>
-      <w:r>
-        <w:rPr>
-          <w:sz w:val="24"/>
-          <w:szCs w:val="24"/>
-          <w:lang w:val="en-US"/>
-        </w:rPr>
-        <w:t xml:space="preserve"> documentation. [Online]. Available at: </w:t>
+        <w:t xml:space="preserve">Pandas (n.d.) </w:t>
+      </w:r>
+      <w:r>
+        <w:rPr>
+          <w:i/>
+          <w:iCs/>
+          <w:sz w:val="24"/>
+          <w:szCs w:val="24"/>
+          <w:lang w:val="en-US"/>
+        </w:rPr>
+        <w:t xml:space="preserve">pandas.isna — </w:t>
+      </w:r>
+      <w:r>
+        <w:rPr>
+          <w:i/>
+          <w:iCs/>
+          <w:sz w:val="24"/>
+          <w:szCs w:val="24"/>
+          <w:lang w:val="en-US"/>
+        </w:rPr>
+        <w:t>P</w:t>
+      </w:r>
+      <w:r>
+        <w:rPr>
+          <w:i/>
+          <w:iCs/>
+          <w:sz w:val="24"/>
+          <w:szCs w:val="24"/>
+          <w:lang w:val="en-US"/>
+        </w:rPr>
+        <w:t>andas documentation</w:t>
+      </w:r>
+      <w:r>
+        <w:rPr>
+          <w:sz w:val="24"/>
+          <w:szCs w:val="24"/>
+          <w:lang w:val="en-US"/>
+        </w:rPr>
+        <w:t xml:space="preserve">. [Online]. Available at: </w:t>
       </w:r>
       <w:hyperlink r:id="rId31" w:history="1">
         <w:r>
@@ -11303,75 +11274,7 @@
           <w:szCs w:val="24"/>
           <w:lang w:val="en-US"/>
         </w:rPr>
-        <w:t>Seaborn</w:t>
-      </w:r>
-      <w:r>
-        <w:rPr>
-          <w:sz w:val="24"/>
-          <w:szCs w:val="24"/>
-          <w:lang w:val="en-US"/>
-        </w:rPr>
-        <w:t xml:space="preserve"> </w:t>
-      </w:r>
-      <w:r>
-        <w:rPr>
-          <w:sz w:val="24"/>
-          <w:szCs w:val="24"/>
-          <w:lang w:val="en-US"/>
-        </w:rPr>
-        <w:t>(n.d</w:t>
-      </w:r>
-      <w:r>
-        <w:rPr>
-          <w:sz w:val="24"/>
-          <w:szCs w:val="24"/>
-          <w:lang w:val="en-US"/>
-        </w:rPr>
-        <w:t xml:space="preserve">.) </w:t>
-      </w:r>
-      <w:proofErr w:type="spellStart"/>
-      <w:proofErr w:type="gramStart"/>
-      <w:r>
-        <w:rPr>
-          <w:sz w:val="24"/>
-          <w:szCs w:val="24"/>
-          <w:lang w:val="en-US"/>
-        </w:rPr>
-        <w:t>seaborn.countplot</w:t>
-      </w:r>
-      <w:proofErr w:type="spellEnd"/>
-      <w:proofErr w:type="gramEnd"/>
-      <w:r>
-        <w:rPr>
-          <w:sz w:val="24"/>
-          <w:szCs w:val="24"/>
-          <w:lang w:val="en-US"/>
-        </w:rPr>
-        <w:t>. [Online].</w:t>
-      </w:r>
-      <w:r>
-        <w:rPr>
-          <w:sz w:val="24"/>
-          <w:szCs w:val="24"/>
-          <w:lang w:val="en-US"/>
-        </w:rPr>
-        <w:t xml:space="preserve"> </w:t>
-      </w:r>
-      <w:r>
-        <w:rPr>
-          <w:sz w:val="24"/>
-          <w:szCs w:val="24"/>
-          <w:lang w:val="en-US"/>
-        </w:rPr>
-        <w:t>Available at:</w:t>
-      </w:r>
-      <w:r>
-        <w:rPr>
-          <w:sz w:val="24"/>
-          <w:szCs w:val="24"/>
-          <w:lang w:val="en-US"/>
-        </w:rPr>
-        <w:t xml:space="preserve"> </w:t>
+        <w:t xml:space="preserve">Seaborn (n.d.) seaborn.countplot. [Online]. Available at: </w:t>
       </w:r>
       <w:hyperlink r:id="rId32" w:history="1">
         <w:r>
@@ -11414,28 +11317,36 @@
           <w:szCs w:val="24"/>
           <w:lang w:val="en-US"/>
         </w:rPr>
-        <w:t>Seaborn (n.d</w:t>
-      </w:r>
-      <w:r>
-        <w:rPr>
-          <w:sz w:val="24"/>
-          <w:szCs w:val="24"/>
-          <w:lang w:val="en-US"/>
-        </w:rPr>
-        <w:t xml:space="preserve">.) </w:t>
-      </w:r>
-      <w:proofErr w:type="spellStart"/>
-      <w:proofErr w:type="gramStart"/>
-      <w:r>
-        <w:rPr>
-          <w:sz w:val="24"/>
-          <w:szCs w:val="24"/>
-          <w:lang w:val="en-US"/>
-        </w:rPr>
-        <w:t>seaborn.histplot</w:t>
-      </w:r>
-      <w:proofErr w:type="spellEnd"/>
-      <w:proofErr w:type="gramEnd"/>
+        <w:t>Seaborn (n.d.) seaborn.histplot</w:t>
+      </w:r>
+      <w:r>
+        <w:rPr>
+          <w:sz w:val="24"/>
+          <w:szCs w:val="24"/>
+          <w:lang w:val="en-US"/>
+        </w:rPr>
+        <w:t xml:space="preserve"> – </w:t>
+      </w:r>
+      <w:r>
+        <w:rPr>
+          <w:i/>
+          <w:iCs/>
+          <w:sz w:val="24"/>
+          <w:szCs w:val="24"/>
+          <w:lang w:val="en-US"/>
+        </w:rPr>
+        <w:t xml:space="preserve">Seaborn </w:t>
+      </w:r>
+      <w:r>
+        <w:rPr>
+          <w:i/>
+          <w:iCs/>
+          <w:sz w:val="24"/>
+          <w:szCs w:val="24"/>
+          <w:lang w:val="en-US"/>
+        </w:rPr>
+        <w:t>documentation</w:t>
+      </w:r>
       <w:r>
         <w:rPr>
           <w:sz w:val="24"/>
@@ -11485,28 +11396,26 @@
           <w:szCs w:val="24"/>
           <w:lang w:val="en-US"/>
         </w:rPr>
-        <w:t>Seaborn (n.d</w:t>
-      </w:r>
-      <w:r>
-        <w:rPr>
-          <w:sz w:val="24"/>
-          <w:szCs w:val="24"/>
-          <w:lang w:val="en-US"/>
-        </w:rPr>
-        <w:t xml:space="preserve">.) </w:t>
-      </w:r>
-      <w:proofErr w:type="spellStart"/>
-      <w:proofErr w:type="gramStart"/>
-      <w:r>
-        <w:rPr>
-          <w:sz w:val="24"/>
-          <w:szCs w:val="24"/>
-          <w:lang w:val="en-US"/>
-        </w:rPr>
-        <w:t>seaborn.boxplot</w:t>
-      </w:r>
-      <w:proofErr w:type="spellEnd"/>
-      <w:proofErr w:type="gramEnd"/>
+        <w:t>Seaborn (n.d.) seaborn.boxplot</w:t>
+      </w:r>
+      <w:r>
+        <w:rPr>
+          <w:sz w:val="24"/>
+          <w:szCs w:val="24"/>
+          <w:lang w:val="en-US"/>
+        </w:rPr>
+        <w:t xml:space="preserve"> – </w:t>
+      </w:r>
+      <w:r>
+        <w:rPr>
+          <w:i/>
+          <w:iCs/>
+          <w:sz w:val="24"/>
+          <w:szCs w:val="24"/>
+          <w:lang w:val="en-US"/>
+        </w:rPr>
+        <w:t>Seaborn documentation</w:t>
+      </w:r>
       <w:r>
         <w:rPr>
           <w:sz w:val="24"/>
@@ -11556,27 +11465,43 @@
           <w:szCs w:val="24"/>
           <w:lang w:val="en-US"/>
         </w:rPr>
-        <w:t xml:space="preserve">Seaborn (n.d.) </w:t>
-      </w:r>
-      <w:proofErr w:type="spellStart"/>
-      <w:proofErr w:type="gramStart"/>
-      <w:r>
-        <w:rPr>
-          <w:sz w:val="24"/>
-          <w:szCs w:val="24"/>
-          <w:lang w:val="en-US"/>
-        </w:rPr>
-        <w:t>seaborn.heatmap</w:t>
-      </w:r>
-      <w:proofErr w:type="spellEnd"/>
-      <w:proofErr w:type="gramEnd"/>
-      <w:r>
-        <w:rPr>
-          <w:sz w:val="24"/>
-          <w:szCs w:val="24"/>
-          <w:lang w:val="en-US"/>
-        </w:rPr>
-        <w:t xml:space="preserve">. [Online]. Available at: </w:t>
+        <w:t>Seaborn (n.d.) seaborn.heatmap</w:t>
+      </w:r>
+      <w:r>
+        <w:rPr>
+          <w:sz w:val="24"/>
+          <w:szCs w:val="24"/>
+          <w:lang w:val="en-US"/>
+        </w:rPr>
+        <w:t xml:space="preserve"> – </w:t>
+      </w:r>
+      <w:r>
+        <w:rPr>
+          <w:i/>
+          <w:iCs/>
+          <w:sz w:val="24"/>
+          <w:szCs w:val="24"/>
+          <w:lang w:val="en-US"/>
+        </w:rPr>
+        <w:t>Seaborn documentation</w:t>
+      </w:r>
+      <w:r>
+        <w:rPr>
+          <w:i/>
+          <w:iCs/>
+          <w:sz w:val="24"/>
+          <w:szCs w:val="24"/>
+          <w:lang w:val="en-US"/>
+        </w:rPr>
+        <w:t>.</w:t>
+      </w:r>
+      <w:r>
+        <w:rPr>
+          <w:sz w:val="24"/>
+          <w:szCs w:val="24"/>
+          <w:lang w:val="en-US"/>
+        </w:rPr>
+        <w:t xml:space="preserve"> [Online]. Available at: </w:t>
       </w:r>
       <w:hyperlink r:id="rId35" w:history="1">
         <w:r>
@@ -11621,23 +11546,23 @@
         </w:rPr>
         <w:t xml:space="preserve">Matplotlib (n.d.) </w:t>
       </w:r>
-      <w:proofErr w:type="spellStart"/>
-      <w:r>
-        <w:rPr>
-          <w:sz w:val="24"/>
-          <w:szCs w:val="24"/>
-          <w:lang w:val="en-US"/>
-        </w:rPr>
-        <w:t>Pyplot</w:t>
-      </w:r>
-      <w:proofErr w:type="spellEnd"/>
-      <w:r>
-        <w:rPr>
-          <w:sz w:val="24"/>
-          <w:szCs w:val="24"/>
-          <w:lang w:val="en-US"/>
-        </w:rPr>
-        <w:t xml:space="preserve"> — API overview. [Online]. Available at: </w:t>
+      <w:r>
+        <w:rPr>
+          <w:i/>
+          <w:iCs/>
+          <w:sz w:val="24"/>
+          <w:szCs w:val="24"/>
+          <w:lang w:val="en-US"/>
+        </w:rPr>
+        <w:t>Pyplot — API overview.</w:t>
+      </w:r>
+      <w:r>
+        <w:rPr>
+          <w:sz w:val="24"/>
+          <w:szCs w:val="24"/>
+          <w:lang w:val="en-US"/>
+        </w:rPr>
+        <w:t xml:space="preserve"> [Online]. Available at: </w:t>
       </w:r>
       <w:hyperlink r:id="rId36" w:history="1">
         <w:r>
@@ -11680,43 +11605,45 @@
           <w:szCs w:val="24"/>
           <w:lang w:val="en-US"/>
         </w:rPr>
-        <w:t>Matplotlib (n.d</w:t>
-      </w:r>
-      <w:r>
-        <w:rPr>
-          <w:sz w:val="24"/>
-          <w:szCs w:val="24"/>
-          <w:lang w:val="en-US"/>
-        </w:rPr>
-        <w:t xml:space="preserve">.) </w:t>
-      </w:r>
-      <w:proofErr w:type="spellStart"/>
-      <w:proofErr w:type="gramStart"/>
-      <w:r>
-        <w:rPr>
-          <w:sz w:val="24"/>
-          <w:szCs w:val="24"/>
-          <w:lang w:val="en-US"/>
-        </w:rPr>
-        <w:t>matplotlib.pyplot</w:t>
-      </w:r>
-      <w:proofErr w:type="gramEnd"/>
-      <w:r>
-        <w:rPr>
-          <w:sz w:val="24"/>
-          <w:szCs w:val="24"/>
-          <w:lang w:val="en-US"/>
-        </w:rPr>
-        <w:t>.subplots</w:t>
-      </w:r>
-      <w:proofErr w:type="spellEnd"/>
-      <w:r>
-        <w:rPr>
-          <w:sz w:val="24"/>
-          <w:szCs w:val="24"/>
-          <w:lang w:val="en-US"/>
-        </w:rPr>
-        <w:t xml:space="preserve">. [Online]. Available at: </w:t>
+        <w:t xml:space="preserve">Matplotlib (n.d.) </w:t>
+      </w:r>
+      <w:r>
+        <w:rPr>
+          <w:i/>
+          <w:iCs/>
+          <w:sz w:val="24"/>
+          <w:szCs w:val="24"/>
+          <w:lang w:val="en-US"/>
+        </w:rPr>
+        <w:t>matplotlib.pyplot.subplots</w:t>
+      </w:r>
+      <w:r>
+        <w:rPr>
+          <w:i/>
+          <w:iCs/>
+          <w:sz w:val="24"/>
+          <w:szCs w:val="24"/>
+          <w:lang w:val="en-US"/>
+        </w:rPr>
+        <w:t xml:space="preserve"> – </w:t>
+      </w:r>
+      <w:r>
+        <w:rPr>
+          <w:i/>
+          <w:iCs/>
+          <w:sz w:val="24"/>
+          <w:szCs w:val="24"/>
+          <w:lang w:val="en-US"/>
+        </w:rPr>
+        <w:t>Matplotlib documentation.</w:t>
+      </w:r>
+      <w:r>
+        <w:rPr>
+          <w:sz w:val="24"/>
+          <w:szCs w:val="24"/>
+          <w:lang w:val="en-US"/>
+        </w:rPr>
+        <w:t xml:space="preserve"> [Online]. Available at: </w:t>
       </w:r>
       <w:hyperlink r:id="rId37" w:history="1">
         <w:r>
@@ -11759,23 +11686,25 @@
           <w:szCs w:val="24"/>
           <w:lang w:val="en-US"/>
         </w:rPr>
-        <w:t>NIST/SEMATECH (n.d</w:t>
-      </w:r>
-      <w:r>
-        <w:rPr>
-          <w:sz w:val="24"/>
-          <w:szCs w:val="24"/>
-          <w:lang w:val="en-US"/>
-        </w:rPr>
-        <w:t xml:space="preserve">.) </w:t>
-      </w:r>
-      <w:r>
-        <w:rPr>
-          <w:sz w:val="24"/>
-          <w:szCs w:val="24"/>
-          <w:lang w:val="en-US"/>
-        </w:rPr>
-        <w:t xml:space="preserve">Box Plot — NIST/SEMATECH e-Handbook of Statistical Methods. [Online]. Available at: </w:t>
+        <w:t xml:space="preserve">NIST/SEMATECH (n.d.) </w:t>
+      </w:r>
+      <w:r>
+        <w:rPr>
+          <w:i/>
+          <w:iCs/>
+          <w:sz w:val="24"/>
+          <w:szCs w:val="24"/>
+          <w:lang w:val="en-US"/>
+        </w:rPr>
+        <w:t>Box Plot — NIST/SEMATECH e-Handbook of Statistical Methods.</w:t>
+      </w:r>
+      <w:r>
+        <w:rPr>
+          <w:sz w:val="24"/>
+          <w:szCs w:val="24"/>
+          <w:lang w:val="en-US"/>
+        </w:rPr>
+        <w:t xml:space="preserve"> [Online]. Available at: </w:t>
       </w:r>
       <w:hyperlink r:id="rId38" w:history="1">
         <w:r>
@@ -12637,21 +12566,7 @@
           <w:b/>
           <w:bCs/>
         </w:rPr>
-        <w:t xml:space="preserve"> </w:t>
-      </w:r>
-      <w:r>
-        <w:rPr>
-          <w:b/>
-          <w:bCs/>
-        </w:rPr>
-        <w:t>B</w:t>
-      </w:r>
-      <w:r>
-        <w:rPr>
-          <w:b/>
-          <w:bCs/>
-        </w:rPr>
-        <w:t xml:space="preserve"> – </w:t>
+        <w:t xml:space="preserve"> B – </w:t>
       </w:r>
       <w:r>
         <w:rPr>
@@ -12712,16 +12627,7 @@
           <w:sz w:val="24"/>
           <w:szCs w:val="24"/>
         </w:rPr>
-        <w:t>GitHub:</w:t>
-      </w:r>
-      <w:r>
-        <w:rPr>
-          <w:b/>
-          <w:bCs/>
-          <w:sz w:val="24"/>
-          <w:szCs w:val="24"/>
-        </w:rPr>
-        <w:t xml:space="preserve"> </w:t>
+        <w:t xml:space="preserve">GitHub: </w:t>
       </w:r>
       <w:hyperlink r:id="rId45" w:history="1">
         <w:r>
@@ -12763,14 +12669,7 @@
           <w:sz w:val="24"/>
           <w:szCs w:val="24"/>
         </w:rPr>
-        <w:t xml:space="preserve"> </w:t>
-      </w:r>
-      <w:r>
-        <w:rPr>
-          <w:sz w:val="24"/>
-          <w:szCs w:val="24"/>
-        </w:rPr>
-        <w:t>Career data_PDA_4053.xlsx</w:t>
+        <w:t xml:space="preserve"> Career data_PDA_4053.xlsx</w:t>
       </w:r>
     </w:p>
     <w:p>
@@ -12841,49 +12740,8 @@
           <w:sz w:val="24"/>
           <w:szCs w:val="24"/>
         </w:rPr>
-        <w:t>24169956_</w:t>
-      </w:r>
-      <w:r>
-        <w:rPr>
-          <w:sz w:val="24"/>
-          <w:szCs w:val="24"/>
-        </w:rPr>
-        <w:t>Programming_for_Data_Analytics_COM7024</w:t>
-      </w:r>
-      <w:proofErr w:type="gramStart"/>
-      <w:r>
-        <w:rPr>
-          <w:sz w:val="24"/>
-          <w:szCs w:val="24"/>
-        </w:rPr>
-        <w:t>_[</w:t>
-      </w:r>
-      <w:proofErr w:type="gramEnd"/>
-      <w:r>
-        <w:rPr>
-          <w:sz w:val="24"/>
-          <w:szCs w:val="24"/>
-        </w:rPr>
-        <w:t>4053</w:t>
-      </w:r>
-      <w:proofErr w:type="gramStart"/>
-      <w:r>
-        <w:rPr>
-          <w:sz w:val="24"/>
-          <w:szCs w:val="24"/>
-        </w:rPr>
-        <w:t>].</w:t>
-      </w:r>
-      <w:proofErr w:type="spellStart"/>
-      <w:r>
-        <w:rPr>
-          <w:sz w:val="24"/>
-          <w:szCs w:val="24"/>
-        </w:rPr>
-        <w:t>ipynb</w:t>
-      </w:r>
-      <w:proofErr w:type="spellEnd"/>
-      <w:proofErr w:type="gramEnd"/>
+        <w:t>24169956_Programming_for_Data_Analytics_COM7024_[4053].ipynb</w:t>
+      </w:r>
     </w:p>
     <w:p>
       <w:pPr>
@@ -12912,14 +12770,7 @@
           <w:sz w:val="24"/>
           <w:szCs w:val="24"/>
         </w:rPr>
-        <w:t xml:space="preserve"> 24169956 - </w:t>
-      </w:r>
-      <w:r>
-        <w:rPr>
-          <w:sz w:val="24"/>
-          <w:szCs w:val="24"/>
-        </w:rPr>
-        <w:t>Programming for Data Analytics -COM7024 [4053].pdf</w:t>
+        <w:t xml:space="preserve"> 24169956 - Programming for Data Analytics -COM7024 [4053].pdf</w:t>
       </w:r>
     </w:p>
     <w:p/>
@@ -13192,7 +13043,7 @@
         <v:path o:extrusionok="f" gradientshapeok="t" o:connecttype="rect"/>
         <o:lock v:ext="edit" aspectratio="t"/>
       </v:shapetype>
-      <v:shape id="_x0000_i1059" type="#_x0000_t75" style="width:11.5pt;height:11.5pt" o:bullet="t">
+      <v:shape id="_x0000_i1174" type="#_x0000_t75" style="width:11.4pt;height:11.4pt" o:bullet="t">
         <v:imagedata r:id="rId1" o:title="msoE11B"/>
       </v:shape>
     </w:pict>
@@ -14183,6 +14034,7 @@
   <w:style w:type="character" w:default="1" w:styleId="DefaultParagraphFont">
     <w:name w:val="Default Paragraph Font"/>
     <w:uiPriority w:val="1"/>
+    <w:semiHidden/>
     <w:unhideWhenUsed/>
   </w:style>
   <w:style w:type="table" w:default="1" w:styleId="TableNormal">

--- a/24169956 - Programming for Data Analytics -COM7024 [4053] - Programming for Data Analytics -COM7024 [4053].docx
+++ b/24169956 - Programming for Data Analytics -COM7024 [4053] - Programming for Data Analytics -COM7024 [4053].docx
@@ -13043,7 +13043,7 @@
         <v:path o:extrusionok="f" gradientshapeok="t" o:connecttype="rect"/>
         <o:lock v:ext="edit" aspectratio="t"/>
       </v:shapetype>
-      <v:shape id="_x0000_i1174" type="#_x0000_t75" style="width:11.4pt;height:11.4pt" o:bullet="t">
+      <v:shape id="_x0000_i1176" type="#_x0000_t75" style="width:11.4pt;height:11.4pt" o:bullet="t">
         <v:imagedata r:id="rId1" o:title="msoE11B"/>
       </v:shape>
     </w:pict>
